--- a/Survey/Survey Fully Homomorphc Encryption20180823.docx
+++ b/Survey/Survey Fully Homomorphc Encryption20180823.docx
@@ -124,77 +124,162 @@
         <w:t>在</w:t>
       </w:r>
       <w:r>
-        <w:rPr>
-          <w:rFonts w:ascii="CMR9" w:hAnsi="CMR9" w:cs="CMR9"/>
-          <w:kern w:val="0"/>
-          <w:sz w:val="18"/>
-          <w:szCs w:val="18"/>
-        </w:rPr>
         <w:t>Rivest, Adleman and Shamir</w:t>
       </w:r>
       <w:r>
         <w:rPr>
-          <w:rFonts w:ascii="CMR9" w:hAnsi="CMR9" w:cs="CMR9" w:hint="eastAsia"/>
-          <w:kern w:val="0"/>
-          <w:sz w:val="18"/>
-          <w:szCs w:val="18"/>
-        </w:rPr>
-        <w:t>发明了</w:t>
-      </w:r>
-      <w:r>
-        <w:rPr>
-          <w:rFonts w:ascii="CMR9" w:hAnsi="CMR9" w:cs="CMR9" w:hint="eastAsia"/>
-          <w:kern w:val="0"/>
-          <w:sz w:val="18"/>
-          <w:szCs w:val="18"/>
-        </w:rPr>
-        <w:t>RSA</w:t>
-      </w:r>
-      <w:r>
-        <w:rPr>
-          <w:rFonts w:ascii="CMR9" w:hAnsi="CMR9" w:cs="CMR9" w:hint="eastAsia"/>
-          <w:kern w:val="0"/>
-          <w:sz w:val="18"/>
-          <w:szCs w:val="18"/>
-        </w:rPr>
-        <w:t>之后不久，</w:t>
-      </w:r>
-      <w:r>
-        <w:rPr>
-          <w:rFonts w:ascii="CMR9" w:hAnsi="CMR9" w:cs="CMR9"/>
-          <w:kern w:val="0"/>
-          <w:sz w:val="18"/>
-          <w:szCs w:val="18"/>
-        </w:rPr>
+          <w:rFonts w:hint="eastAsia"/>
+        </w:rPr>
+        <w:t>发明了RSA之后不久，</w:t>
+      </w:r>
+      <w:r>
         <w:t>Rivest, Adleman and Dertouzos</w:t>
       </w:r>
       <w:r>
         <w:rPr>
-          <w:rFonts w:ascii="CMR9" w:hAnsi="CMR9" w:cs="CMR9" w:hint="eastAsia"/>
-          <w:kern w:val="0"/>
-          <w:sz w:val="18"/>
-          <w:szCs w:val="18"/>
-        </w:rPr>
-        <w:t>就提出了</w:t>
-      </w:r>
-      <w:r>
-        <w:rPr>
-          <w:rFonts w:ascii="CMR9" w:hAnsi="CMR9" w:cs="CMR9" w:hint="eastAsia"/>
-          <w:kern w:val="0"/>
-          <w:sz w:val="18"/>
-          <w:szCs w:val="18"/>
-        </w:rPr>
-        <w:t>pri</w:t>
-      </w:r>
-      <w:r>
-        <w:rPr>
-          <w:rFonts w:ascii="CMR9" w:hAnsi="CMR9" w:cs="CMR9"/>
-          <w:kern w:val="0"/>
-          <w:sz w:val="18"/>
-          <w:szCs w:val="18"/>
-        </w:rPr>
+          <w:rFonts w:hint="eastAsia"/>
+        </w:rPr>
+        <w:t>就提出了pri</w:t>
+      </w:r>
+      <w:r>
         <w:t>vacy homomorphism</w:t>
       </w:r>
+    </w:p>
+    <w:p>
+      <w:pPr>
+        <w:pStyle w:val="a3"/>
+        <w:ind w:left="360" w:firstLineChars="0" w:firstLine="0"/>
+      </w:pPr>
+    </w:p>
+    <w:p>
+      <w:pPr>
+        <w:pStyle w:val="a3"/>
+        <w:ind w:left="360" w:firstLineChars="0" w:firstLine="0"/>
+      </w:pPr>
+      <w:r>
+        <w:rPr>
+          <w:rFonts w:hint="eastAsia"/>
+        </w:rPr>
+        <w:t>Gentry构建的全同态加密方案需要三步：首先，构建一个能够使用</w:t>
+      </w:r>
+      <w:r>
+        <w:rPr>
+          <w:rFonts w:hint="eastAsia"/>
+          <w:b/>
+        </w:rPr>
+        <w:t>同态加密操作</w:t>
+      </w:r>
+      <w:r>
+        <w:rPr>
+          <w:rFonts w:hint="eastAsia"/>
+        </w:rPr>
+        <w:t>计算低阶多项式的部分同态加密方案；其次，使用Gentry提出的自举法把部分同态加密转变成层级全同态加密方案</w:t>
+      </w:r>
+      <w:r>
+        <w:rPr>
+          <w:rFonts w:hint="eastAsia"/>
+        </w:rPr>
+        <w:t>；最后，由于部分同态</w:t>
+      </w:r>
+      <w:r>
+        <w:rPr>
+          <w:rFonts w:hint="eastAsia"/>
+        </w:rPr>
+        <w:t>加密方案很少能使用同态加密操作计算自己的解密算法，要想在部分同态加密方案上使用自举法就需要改进这些部分同态加密方案，从而挤压(</w:t>
+      </w:r>
+      <w:r>
+        <w:t>squash)</w:t>
+      </w:r>
+      <w:r>
+        <w:rPr>
+          <w:rFonts w:hint="eastAsia"/>
+        </w:rPr>
+        <w:t>这些部分同态加密方案的解密算法。</w:t>
+      </w:r>
+      <w:r>
+        <w:rPr>
+          <w:rFonts w:hint="eastAsia"/>
+        </w:rPr>
+        <w:t>这样，部分同态加密方案进行同态加密操作的次数依旧不变，但其解密算法被简化。</w:t>
+      </w:r>
+      <w:r>
+        <w:rPr>
+          <w:rFonts w:hint="eastAsia"/>
+        </w:rPr>
+        <w:t>部分同态加密方案因此被转换成可以使用同态加密操作来计算自身的解密算法，进而可以使用自举法。</w:t>
+      </w:r>
+    </w:p>
+    <w:p>
+      <w:pPr>
+        <w:pStyle w:val="a3"/>
+        <w:ind w:left="360" w:firstLineChars="0" w:firstLine="0"/>
+      </w:pPr>
+      <w:r>
+        <w:rPr>
+          <w:rFonts w:hint="eastAsia"/>
+        </w:rPr>
+        <w:t>自举法可以借助由另一个公开密钥</w:t>
+      </w:r>
+      <m:oMath>
+        <m:r>
+          <w:rPr>
+            <w:rFonts w:ascii="Cambria Math" w:hAnsi="Cambria Math"/>
+          </w:rPr>
+          <m:t>pk</m:t>
+        </m:r>
+      </m:oMath>
+      <w:r>
+        <w:rPr>
+          <w:rFonts w:hint="eastAsia"/>
+        </w:rPr>
+        <w:t>加密后的私有密钥，通过同态加密操作对密文进行解密，从而得到一个噪音较少</w:t>
+      </w:r>
+      <w:r>
+        <w:rPr>
+          <w:rFonts w:hint="eastAsia"/>
+        </w:rPr>
+        <w:t>且由</w:t>
+      </w:r>
+      <m:oMath>
+        <m:r>
+          <w:rPr>
+            <w:rFonts w:ascii="Cambria Math" w:hAnsi="Cambria Math"/>
+          </w:rPr>
+          <m:t>pk</m:t>
+        </m:r>
+      </m:oMath>
+      <w:r>
+        <w:rPr>
+          <w:rFonts w:hint="eastAsia"/>
+        </w:rPr>
+        <w:t>对原始数据</w:t>
+      </w:r>
+      <w:r>
+        <w:rPr>
+          <w:rFonts w:hint="eastAsia"/>
+        </w:rPr>
+        <w:t>重新</w:t>
+      </w:r>
+      <w:r>
+        <w:rPr>
+          <w:rFonts w:hint="eastAsia"/>
+        </w:rPr>
+        <w:t>加密</w:t>
+      </w:r>
+      <w:r>
+        <w:rPr>
+          <w:rFonts w:hint="eastAsia"/>
+        </w:rPr>
+        <w:t>的密文</w:t>
+      </w:r>
+      <w:r>
+        <w:rPr>
+          <w:rFonts w:hint="eastAsia"/>
+        </w:rPr>
+        <w:t>。</w:t>
+      </w:r>
+      <w:bookmarkStart w:id="0" w:name="_GoBack"/>
+      <w:bookmarkEnd w:id="0"/>
     </w:p>
     <w:p>
       <w:pPr>
@@ -2870,7 +2955,6 @@
         <w:rPr>
           <w:rFonts w:hint="eastAsia"/>
         </w:rPr>
-        <w:lastRenderedPageBreak/>
         <w:t>RLWE环上容错学习</w:t>
       </w:r>
     </w:p>
@@ -3259,8 +3343,8 @@
         </w:rPr>
         <w:t>维向量</w:t>
       </w:r>
-      <w:bookmarkStart w:id="0" w:name="OLE_LINK1"/>
-      <w:bookmarkStart w:id="1" w:name="OLE_LINK2"/>
+      <w:bookmarkStart w:id="1" w:name="OLE_LINK1"/>
+      <w:bookmarkStart w:id="2" w:name="OLE_LINK2"/>
       <m:oMath>
         <m:acc>
           <m:accPr>
@@ -3300,8 +3384,8 @@
             </m:sSub>
           </m:e>
         </m:acc>
-        <w:bookmarkEnd w:id="0"/>
         <w:bookmarkEnd w:id="1"/>
+        <w:bookmarkEnd w:id="2"/>
         <m:r>
           <m:rPr>
             <m:sty m:val="p"/>
@@ -4612,8 +4696,8 @@
         </w:rPr>
         <w:t>环上的容错学习可以描述为：令</w:t>
       </w:r>
-      <w:bookmarkStart w:id="2" w:name="OLE_LINK3"/>
-      <w:bookmarkStart w:id="3" w:name="OLE_LINK4"/>
+      <w:bookmarkStart w:id="3" w:name="OLE_LINK3"/>
+      <w:bookmarkStart w:id="4" w:name="OLE_LINK4"/>
       <m:oMath>
         <m:r>
           <w:rPr>
@@ -4653,8 +4737,8 @@
             </m:r>
           </m:e>
         </m:d>
-        <w:bookmarkEnd w:id="2"/>
         <w:bookmarkEnd w:id="3"/>
+        <w:bookmarkEnd w:id="4"/>
         <m:r>
           <w:rPr>
             <w:rFonts w:ascii="Cambria Math" w:hAnsi="Cambria Math"/>
@@ -5554,6 +5638,7 @@
           <w:rPr>
             <w:rFonts w:ascii="Cambria Math" w:hAnsi="Cambria Math"/>
           </w:rPr>
+          <w:lastRenderedPageBreak/>
           <m:t>b</m:t>
         </m:r>
       </m:oMath>
@@ -6184,7 +6269,6 @@
           <w:rPr>
             <w:rFonts w:ascii="Cambria Math" w:hAnsi="Cambria Math"/>
           </w:rPr>
-          <w:lastRenderedPageBreak/>
           <m:t>Addition</m:t>
         </m:r>
       </m:oMath>
@@ -10065,6 +10149,7 @@
         <w:rPr>
           <w:rFonts w:hint="eastAsia"/>
         </w:rPr>
+        <w:lastRenderedPageBreak/>
         <w:t>在计算中要考虑模运算，这里的模运算是对最后</w:t>
       </w:r>
       <w:r>
@@ -15151,6 +15236,7 @@
         <w:rPr>
           <w:rFonts w:hint="eastAsia"/>
         </w:rPr>
+        <w:lastRenderedPageBreak/>
         <w:t>因此，</w:t>
       </w:r>
       <w:r>
@@ -16177,14 +16263,7 @@
         <w:rPr>
           <w:rFonts w:hint="eastAsia"/>
         </w:rPr>
-        <w:t>转换成一个加密了同样原</w:t>
-      </w:r>
-      <w:r>
-        <w:rPr>
-          <w:rFonts w:hint="eastAsia"/>
-        </w:rPr>
-        <w:lastRenderedPageBreak/>
-        <w:t>始数据的密文</w:t>
+        <w:t>转换成一个加密了同样原始数据的密文</w:t>
       </w:r>
       <m:oMath>
         <m:sSub>
@@ -17098,9 +17177,6 @@
     <w:p>
       <w:pPr>
         <w:ind w:firstLine="420"/>
-        <w:rPr>
-          <w:rFonts w:hint="eastAsia"/>
-        </w:rPr>
       </w:pPr>
       <w:r>
         <w:rPr>
@@ -17627,19 +17703,7 @@
         <w:rPr>
           <w:rFonts w:hint="eastAsia"/>
         </w:rPr>
-        <w:t>的私有密钥，</w:t>
-      </w:r>
-      <w:r>
-        <w:rPr>
-          <w:rFonts w:hint="eastAsia"/>
-        </w:rPr>
-        <w:t>则</w:t>
-      </w:r>
-      <w:r>
-        <w:rPr>
-          <w:rFonts w:hint="eastAsia"/>
-        </w:rPr>
-        <w:t>：</w:t>
+        <w:t>的私有密钥，则：</w:t>
       </w:r>
       <m:oMath>
         <m:r>
@@ -19121,13 +19185,7 @@
         <w:rPr>
           <w:rFonts w:hint="eastAsia"/>
         </w:rPr>
-        <w:t>加密</w:t>
-      </w:r>
-      <w:r>
-        <w:rPr>
-          <w:rFonts w:hint="eastAsia"/>
-        </w:rPr>
-        <w:t>原始数据</w:t>
+        <w:t>加密原始数据</w:t>
       </w:r>
       <m:oMath>
         <m:sSub>
@@ -19369,13 +19427,7 @@
               <w:rPr>
                 <w:rFonts w:ascii="Cambria Math" w:hAnsi="Cambria Math"/>
               </w:rPr>
-              <m:t>, s</m:t>
-            </m:r>
-            <m:r>
-              <w:rPr>
-                <w:rFonts w:ascii="Cambria Math" w:hAnsi="Cambria Math"/>
-              </w:rPr>
-              <m:t>k</m:t>
+              <m:t>, sk</m:t>
             </m:r>
           </m:e>
         </m:d>
@@ -19645,13 +19697,7 @@
                 <w:rPr>
                   <w:rFonts w:ascii="Cambria Math" w:hAnsi="Cambria Math"/>
                 </w:rPr>
-                <m:t>D</m:t>
-              </m:r>
-              <m:r>
-                <w:rPr>
-                  <w:rFonts w:ascii="Cambria Math" w:hAnsi="Cambria Math"/>
-                </w:rPr>
-                <m:t>ecrypt(</m:t>
+                <m:t>Decrypt(</m:t>
               </m:r>
               <m:sSub>
                 <m:sSubPr>
@@ -19891,13 +19937,7 @@
                         <w:rPr>
                           <w:rFonts w:ascii="Cambria Math" w:hAnsi="Cambria Math" w:hint="eastAsia"/>
                         </w:rPr>
-                        <m:t>1</m:t>
-                      </m:r>
-                      <m:r>
-                        <w:rPr>
-                          <w:rFonts w:ascii="Cambria Math" w:hAnsi="Cambria Math" w:hint="eastAsia"/>
-                        </w:rPr>
-                        <m:t>j</m:t>
+                        <m:t>1j</m:t>
                       </m:r>
                     </m:sub>
                   </m:sSub>
@@ -19943,13 +19983,7 @@
                         <w:rPr>
                           <w:rFonts w:ascii="Cambria Math" w:hAnsi="Cambria Math"/>
                         </w:rPr>
-                        <m:t>1</m:t>
-                      </m:r>
-                      <m:r>
-                        <w:rPr>
-                          <w:rFonts w:ascii="Cambria Math" w:hAnsi="Cambria Math"/>
-                        </w:rPr>
-                        <m:t>j</m:t>
+                        <m:t>1j</m:t>
                       </m:r>
                     </m:sub>
                   </m:sSub>
@@ -20156,13 +20190,7 @@
             <w:rPr>
               <w:rFonts w:ascii="Cambria Math" w:hAnsi="Cambria Math"/>
             </w:rPr>
-            <m:t>=</m:t>
-          </m:r>
-          <m:r>
-            <w:rPr>
-              <w:rFonts w:ascii="Cambria Math" w:hAnsi="Cambria Math"/>
-            </w:rPr>
-            <m:t>Encrypt</m:t>
+            <m:t>=Encrypt</m:t>
           </m:r>
           <m:d>
             <m:dPr>
@@ -20212,16 +20240,7 @@
                 <w:rPr>
                   <w:rFonts w:ascii="Cambria Math" w:hAnsi="Cambria Math"/>
                 </w:rPr>
-                <m:t xml:space="preserve"> </m:t>
-              </m:r>
-              <m:r>
-                <m:rPr>
-                  <m:sty m:val="p"/>
-                </m:rPr>
-                <w:rPr>
-                  <w:rFonts w:ascii="Cambria Math" w:hAnsi="Cambria Math"/>
-                </w:rPr>
-                <m:t xml:space="preserve">   </m:t>
+                <m:t xml:space="preserve">    </m:t>
               </m:r>
               <m:r>
                 <w:rPr>
@@ -20355,13 +20374,7 @@
             <w:rPr>
               <w:rFonts w:ascii="Cambria Math" w:hAnsi="Cambria Math"/>
             </w:rPr>
-            <m:t>En</m:t>
-          </m:r>
-          <m:r>
-            <w:rPr>
-              <w:rFonts w:ascii="Cambria Math" w:hAnsi="Cambria Math"/>
-            </w:rPr>
-            <m:t>crypt</m:t>
+            <m:t>Encrypt</m:t>
           </m:r>
           <m:d>
             <m:dPr>
@@ -20558,6 +20571,7 @@
         <w:rPr>
           <w:rFonts w:hint="eastAsia"/>
         </w:rPr>
+        <w:lastRenderedPageBreak/>
         <w:t xml:space="preserve"> </w:t>
       </w:r>
       <w:r>
@@ -20745,11 +20759,6 @@
       </w:r>
     </w:p>
     <w:p>
-      <w:pPr>
-        <w:rPr>
-          <w:rFonts w:hint="eastAsia"/>
-        </w:rPr>
-      </w:pPr>
       <w:r>
         <w:rPr>
           <w:rFonts w:hint="eastAsia"/>
@@ -20909,15 +20918,10 @@
         </w:rPr>
         <w:t>，然后对这些重新加密后的密文进行同态操作，并将计算后的结果传到下一层，依次递归操作。</w:t>
       </w:r>
-      <w:bookmarkStart w:id="4" w:name="_GoBack"/>
-      <w:bookmarkEnd w:id="4"/>
     </w:p>
     <w:p>
       <w:pPr>
         <w:ind w:firstLine="420"/>
-        <w:rPr>
-          <w:rFonts w:hint="eastAsia"/>
-        </w:rPr>
       </w:pPr>
     </w:p>
     <w:p>
@@ -20946,14 +20950,7 @@
         <w:rPr>
           <w:rFonts w:hint="eastAsia"/>
         </w:rPr>
-        <w:t>效率很低，这是因为使用自举法就需要同态</w:t>
-      </w:r>
-      <w:r>
-        <w:rPr>
-          <w:rFonts w:hint="eastAsia"/>
-        </w:rPr>
-        <w:lastRenderedPageBreak/>
-        <w:t>地计算解密算法，即在解密算法中，私有密钥的每一位被一个对该位进行加密的密文所代替，因而增加了解密算法的复杂度和整个密文长度。</w:t>
+        <w:t>效率很低，这是因为使用自举法就需要同态地计算解密算法，即在解密算法中，私有密钥的每一位被一个对该位进行加密的密文所代替，因而增加了解密算法的复杂度和整个密文长度。</w:t>
       </w:r>
     </w:p>
     <w:p>
@@ -21134,6 +21131,7 @@
     </w:p>
     <w:p>
       <w:r>
+        <w:lastRenderedPageBreak/>
         <w:t xml:space="preserve">[11]. ElGamal, T. (1985), A public key cryptosystem and a signature scheme based on discrete logarithms, in ‘Advances in Cryptology’, Springer, pp. 10–18. </w:t>
       </w:r>
     </w:p>
@@ -21149,11 +21147,7 @@
     </w:p>
     <w:p>
       <w:r>
-        <w:t xml:space="preserve">[14]. Zvika Brakerski, Craig Gentry, and Vinod Vaikuntanathan. (Leveled) fully homomorphic encryption without bootstrapping. In Innovations in Theoretical Computer Science 2012, </w:t>
-      </w:r>
-      <w:r>
-        <w:lastRenderedPageBreak/>
-        <w:t xml:space="preserve">pages 309-325. ACM, 2012. </w:t>
+        <w:t xml:space="preserve">[14]. Zvika Brakerski, Craig Gentry, and Vinod Vaikuntanathan. (Leveled) fully homomorphic encryption without bootstrapping. In Innovations in Theoretical Computer Science 2012, pages 309-325. ACM, 2012. </w:t>
       </w:r>
     </w:p>
     <w:p>
@@ -21251,7 +21245,11 @@
     </w:p>
     <w:p>
       <w:r>
-        <w:t xml:space="preserve">[27]. P. Xie, M. Bilenko, T. Finley, R. Gilda-Bachrach, K. E. Lauter, and M. Naehrig, Crypto-nets: Neural networks over encrypted data. CoRR abs/1412.6181 (2014). [28]. Ehsan Hesamifard, Hassan Takabi, and Mehdi Ghasemi. CryptoDL: Deep Neural Networks over Encrypted Data. arXiv:1711.05189, 2017. </w:t>
+        <w:t xml:space="preserve">[27]. P. Xie, M. Bilenko, T. Finley, R. Gilda-Bachrach, K. E. Lauter, and M. Naehrig, Crypto-nets: </w:t>
+      </w:r>
+      <w:r>
+        <w:lastRenderedPageBreak/>
+        <w:t xml:space="preserve">Neural networks over encrypted data. CoRR abs/1412.6181 (2014). [28]. Ehsan Hesamifard, Hassan Takabi, and Mehdi Ghasemi. CryptoDL: Deep Neural Networks over Encrypted Data. arXiv:1711.05189, 2017. </w:t>
       </w:r>
     </w:p>
     <w:p>
@@ -21266,7 +21264,6 @@
     </w:p>
     <w:p>
       <w:r>
-        <w:lastRenderedPageBreak/>
         <w:t>[31]. Gentry, C., Sahai, A. and Waters, B. (2013), Homomorphic encryption from learning with errors: Conceptually-simpler, asymptotically-faster, attribute-based, in ‘Advances in Cryptology–CRYPTO 2013’, Springer, pp. 75–92.</w:t>
       </w:r>
     </w:p>

--- a/Survey/Survey Fully Homomorphc Encryption20180823.docx
+++ b/Survey/Survey Fully Homomorphc Encryption20180823.docx
@@ -200,6 +200,18 @@
         <w:rPr>
           <w:rFonts w:hint="eastAsia"/>
         </w:rPr>
+        <w:t>Gentry通过在公开密钥中存放挤压</w:t>
+      </w:r>
+      <w:r>
+        <w:rPr>
+          <w:rFonts w:hint="eastAsia"/>
+        </w:rPr>
+        <w:t>过程中的一些提示，将一部分解密算法用到的计算提前在加密过程中进行，从而挤压了部分同态加密方案的解密算法。</w:t>
+      </w:r>
+      <w:r>
+        <w:rPr>
+          <w:rFonts w:hint="eastAsia"/>
+        </w:rPr>
         <w:t>这样，部分同态加密方案进行同态加密操作的次数依旧不变，但其解密算法被简化。</w:t>
       </w:r>
       <w:r>
@@ -278,8 +290,6 @@
         </w:rPr>
         <w:t>。</w:t>
       </w:r>
-      <w:bookmarkStart w:id="0" w:name="_GoBack"/>
-      <w:bookmarkEnd w:id="0"/>
     </w:p>
     <w:p>
       <w:pPr>
@@ -2745,6 +2755,7 @@
           <w:rPr>
             <w:rFonts w:ascii="Cambria Math" w:hAnsi="Cambria Math"/>
           </w:rPr>
+          <w:lastRenderedPageBreak/>
           <m:t>B</m:t>
         </m:r>
         <m:r>
@@ -3343,8 +3354,8 @@
         </w:rPr>
         <w:t>维向量</w:t>
       </w:r>
-      <w:bookmarkStart w:id="1" w:name="OLE_LINK1"/>
-      <w:bookmarkStart w:id="2" w:name="OLE_LINK2"/>
+      <w:bookmarkStart w:id="0" w:name="OLE_LINK1"/>
+      <w:bookmarkStart w:id="1" w:name="OLE_LINK2"/>
       <m:oMath>
         <m:acc>
           <m:accPr>
@@ -3384,8 +3395,8 @@
             </m:sSub>
           </m:e>
         </m:acc>
+        <w:bookmarkEnd w:id="0"/>
         <w:bookmarkEnd w:id="1"/>
-        <w:bookmarkEnd w:id="2"/>
         <m:r>
           <m:rPr>
             <m:sty m:val="p"/>
@@ -4696,8 +4707,8 @@
         </w:rPr>
         <w:t>环上的容错学习可以描述为：令</w:t>
       </w:r>
-      <w:bookmarkStart w:id="3" w:name="OLE_LINK3"/>
-      <w:bookmarkStart w:id="4" w:name="OLE_LINK4"/>
+      <w:bookmarkStart w:id="2" w:name="OLE_LINK3"/>
+      <w:bookmarkStart w:id="3" w:name="OLE_LINK4"/>
       <m:oMath>
         <m:r>
           <w:rPr>
@@ -4737,8 +4748,8 @@
             </m:r>
           </m:e>
         </m:d>
+        <w:bookmarkEnd w:id="2"/>
         <w:bookmarkEnd w:id="3"/>
-        <w:bookmarkEnd w:id="4"/>
         <m:r>
           <w:rPr>
             <w:rFonts w:ascii="Cambria Math" w:hAnsi="Cambria Math"/>
@@ -5235,7 +5246,14 @@
         <w:rPr>
           <w:rFonts w:hint="eastAsia"/>
         </w:rPr>
-        <w:t>，则最高次数为0的常数多项式</w:t>
+        <w:t>，则最高次数为0的常</w:t>
+      </w:r>
+      <w:r>
+        <w:rPr>
+          <w:rFonts w:hint="eastAsia"/>
+        </w:rPr>
+        <w:lastRenderedPageBreak/>
+        <w:t>数多项式</w:t>
       </w:r>
       <m:oMath>
         <m:r>
@@ -5638,7 +5656,6 @@
           <w:rPr>
             <w:rFonts w:ascii="Cambria Math" w:hAnsi="Cambria Math"/>
           </w:rPr>
-          <w:lastRenderedPageBreak/>
           <m:t>b</m:t>
         </m:r>
       </m:oMath>
@@ -9618,6 +9635,7 @@
           <w:rPr>
             <w:rFonts w:ascii="Cambria Math" w:hAnsi="Cambria Math"/>
           </w:rPr>
+          <w:lastRenderedPageBreak/>
           <m:t>Addition</m:t>
         </m:r>
       </m:oMath>
@@ -10149,7 +10167,6 @@
         <w:rPr>
           <w:rFonts w:hint="eastAsia"/>
         </w:rPr>
-        <w:lastRenderedPageBreak/>
         <w:t>在计算中要考虑模运算，这里的模运算是对最后</w:t>
       </w:r>
       <w:r>
@@ -15151,7 +15168,14 @@
         <w:rPr>
           <w:rFonts w:hint="eastAsia"/>
         </w:rPr>
-        <w:t>这样的话，使用更长的私有密钥</w:t>
+        <w:t>这样</w:t>
+      </w:r>
+      <w:r>
+        <w:rPr>
+          <w:rFonts w:hint="eastAsia"/>
+        </w:rPr>
+        <w:lastRenderedPageBreak/>
+        <w:t>的话，使用更长的私有密钥</w:t>
       </w:r>
       <m:oMath>
         <m:d>
@@ -15236,7 +15260,6 @@
         <w:rPr>
           <w:rFonts w:hint="eastAsia"/>
         </w:rPr>
-        <w:lastRenderedPageBreak/>
         <w:t>因此，</w:t>
       </w:r>
       <w:r>
@@ -20571,7 +20594,6 @@
         <w:rPr>
           <w:rFonts w:hint="eastAsia"/>
         </w:rPr>
-        <w:lastRenderedPageBreak/>
         <w:t xml:space="preserve"> </w:t>
       </w:r>
       <w:r>
@@ -20950,8 +20972,58 @@
         <w:rPr>
           <w:rFonts w:hint="eastAsia"/>
         </w:rPr>
-        <w:t>效率很低，这是因为使用自举法就需要同态地计算解密算法，即在解密算法中，私有密钥的每一位被一个对该位进行加密的密文所代替，因而增加了解密算法的复杂度和整个密文长度。</w:t>
-      </w:r>
+        <w:t>效率很低，这是因为使用自举法就需要</w:t>
+      </w:r>
+      <w:r>
+        <w:rPr>
+          <w:rFonts w:hint="eastAsia"/>
+        </w:rPr>
+        <w:t>使用</w:t>
+      </w:r>
+      <w:r>
+        <w:rPr>
+          <w:rFonts w:hint="eastAsia"/>
+        </w:rPr>
+        <w:t>同态</w:t>
+      </w:r>
+      <w:r>
+        <w:rPr>
+          <w:rFonts w:hint="eastAsia"/>
+        </w:rPr>
+        <w:t>加密操作来</w:t>
+      </w:r>
+      <w:r>
+        <w:rPr>
+          <w:rFonts w:hint="eastAsia"/>
+        </w:rPr>
+        <w:t>计算解密算法，即在</w:t>
+      </w:r>
+      <w:r>
+        <w:rPr>
+          <w:rFonts w:hint="eastAsia"/>
+        </w:rPr>
+        <w:t>解密算法</w:t>
+      </w:r>
+      <w:r>
+        <w:rPr>
+          <w:rFonts w:hint="eastAsia"/>
+        </w:rPr>
+        <w:t>中，私有密钥的每一位</w:t>
+      </w:r>
+      <w:r>
+        <w:rPr>
+          <w:rFonts w:hint="eastAsia"/>
+        </w:rPr>
+        <w:t>都要</w:t>
+      </w:r>
+      <w:r>
+        <w:rPr>
+          <w:rFonts w:hint="eastAsia"/>
+        </w:rPr>
+        <w:t>被一个对该位进行加密的密文所代替，因而增加了解密算法的复杂度和整个密文长度。</w:t>
+      </w:r>
+      <w:bookmarkStart w:id="4" w:name="_GoBack"/>
+      <w:bookmarkEnd w:id="4"/>
     </w:p>
     <w:p>
       <w:pPr>
@@ -21126,12 +21198,12 @@
     </w:p>
     <w:p>
       <w:r>
+        <w:lastRenderedPageBreak/>
         <w:t xml:space="preserve">[10]. Craig Gentry, Shai Halevi, and Nigel P. Smart. Homomorphic Evaluation of the AES Circuit. IACR Cryptology ePrint Archive, 2012:99, 2012. </w:t>
       </w:r>
     </w:p>
     <w:p>
       <w:r>
-        <w:lastRenderedPageBreak/>
         <w:t xml:space="preserve">[11]. ElGamal, T. (1985), A public key cryptosystem and a signature scheme based on discrete logarithms, in ‘Advances in Cryptology’, Springer, pp. 10–18. </w:t>
       </w:r>
     </w:p>
@@ -21240,16 +21312,16 @@
         <w:t>ﬁ</w:t>
       </w:r>
       <w:r>
-        <w:t xml:space="preserve">cation over encrypted data. IACR Cryptology ePrint Archive, 2014:331, 2014.    </w:t>
+        <w:t xml:space="preserve">cation over </w:t>
+      </w:r>
+      <w:r>
+        <w:lastRenderedPageBreak/>
+        <w:t xml:space="preserve">encrypted data. IACR Cryptology ePrint Archive, 2014:331, 2014.    </w:t>
       </w:r>
     </w:p>
     <w:p>
       <w:r>
-        <w:t xml:space="preserve">[27]. P. Xie, M. Bilenko, T. Finley, R. Gilda-Bachrach, K. E. Lauter, and M. Naehrig, Crypto-nets: </w:t>
-      </w:r>
-      <w:r>
-        <w:lastRenderedPageBreak/>
-        <w:t xml:space="preserve">Neural networks over encrypted data. CoRR abs/1412.6181 (2014). [28]. Ehsan Hesamifard, Hassan Takabi, and Mehdi Ghasemi. CryptoDL: Deep Neural Networks over Encrypted Data. arXiv:1711.05189, 2017. </w:t>
+        <w:t xml:space="preserve">[27]. P. Xie, M. Bilenko, T. Finley, R. Gilda-Bachrach, K. E. Lauter, and M. Naehrig, Crypto-nets: Neural networks over encrypted data. CoRR abs/1412.6181 (2014). [28]. Ehsan Hesamifard, Hassan Takabi, and Mehdi Ghasemi. CryptoDL: Deep Neural Networks over Encrypted Data. arXiv:1711.05189, 2017. </w:t>
       </w:r>
     </w:p>
     <w:p>
